--- a/Docs/DCITP1A12_ReflectionJournal_YauYuHang (Final Journal).docx
+++ b/Docs/DCITP1A12_ReflectionJournal_YauYuHang (Final Journal).docx
@@ -261,23 +261,7 @@
           <w:i/>
           <w:iCs/>
         </w:rPr>
-        <w:t xml:space="preserve">critically </w:t>
-      </w:r>
-      <w:proofErr w:type="spellStart"/>
-      <w:r>
-        <w:rPr>
-          <w:i/>
-          <w:iCs/>
-        </w:rPr>
-        <w:t>analyze</w:t>
-      </w:r>
-      <w:proofErr w:type="spellEnd"/>
-      <w:r>
-        <w:rPr>
-          <w:i/>
-          <w:iCs/>
-        </w:rPr>
-        <w:t xml:space="preserve"> your CA2 project decisions, technical issues, and your responsible use of AI tools. </w:t>
+        <w:t xml:space="preserve">critically analyze your CA2 project decisions, technical issues, and your responsible use of AI tools. </w:t>
       </w:r>
       <w:r>
         <w:rPr>
@@ -514,17 +498,8 @@
           <w:i/>
           <w:iCs/>
         </w:rPr>
-        <w:t xml:space="preserve"> </w:t>
-      </w:r>
-      <w:proofErr w:type="spellStart"/>
-      <w:r>
-        <w:rPr>
-          <w:i/>
-          <w:iCs/>
-        </w:rPr>
-        <w:t>BrightSpace</w:t>
-      </w:r>
-      <w:proofErr w:type="spellEnd"/>
+        <w:t xml:space="preserve"> BrightSpace</w:t>
+      </w:r>
       <w:r>
         <w:rPr>
           <w:i/>
@@ -568,23 +543,7 @@
           <w:i/>
           <w:iCs/>
         </w:rPr>
-        <w:t xml:space="preserve"> (available in </w:t>
-      </w:r>
-      <w:proofErr w:type="spellStart"/>
-      <w:r>
-        <w:rPr>
-          <w:i/>
-          <w:iCs/>
-        </w:rPr>
-        <w:t>BrightSpace</w:t>
-      </w:r>
-      <w:proofErr w:type="spellEnd"/>
-      <w:r>
-        <w:rPr>
-          <w:i/>
-          <w:iCs/>
-        </w:rPr>
-        <w:t>)</w:t>
+        <w:t xml:space="preserve"> (available in BrightSpace)</w:t>
       </w:r>
       <w:r>
         <w:rPr>
@@ -756,33 +715,7 @@
           <w:lang w:eastAsia="zh-CN"/>
           <w14:ligatures w14:val="none"/>
         </w:rPr>
-        <w:t xml:space="preserve">what impact do they cause </w:t>
-      </w:r>
-      <w:proofErr w:type="spellStart"/>
-      <w:r>
-        <w:rPr>
-          <w:rFonts w:eastAsia="Times New Roman" w:cs="Arial"/>
-          <w:i/>
-          <w:iCs/>
-          <w:color w:val="0070C0"/>
-          <w:kern w:val="0"/>
-          <w:lang w:eastAsia="zh-CN"/>
-          <w14:ligatures w14:val="none"/>
-        </w:rPr>
-        <w:t>e.g</w:t>
-      </w:r>
-      <w:proofErr w:type="spellEnd"/>
-      <w:r>
-        <w:rPr>
-          <w:rFonts w:eastAsia="Times New Roman" w:cs="Arial"/>
-          <w:i/>
-          <w:iCs/>
-          <w:color w:val="0070C0"/>
-          <w:kern w:val="0"/>
-          <w:lang w:eastAsia="zh-CN"/>
-          <w14:ligatures w14:val="none"/>
-        </w:rPr>
-        <w:t xml:space="preserve"> on</w:t>
+        <w:t>what impact do they cause e.g on</w:t>
       </w:r>
       <w:r>
         <w:rPr>
@@ -848,7 +781,6 @@
           <w:color w:val="0070C0"/>
         </w:rPr>
       </w:pPr>
-      <w:proofErr w:type="spellStart"/>
       <w:r>
         <w:rPr>
           <w:i/>
@@ -867,20 +799,7 @@
           <w:lang w:eastAsia="zh-CN"/>
           <w14:ligatures w14:val="none"/>
         </w:rPr>
-        <w:t>nalyze</w:t>
-      </w:r>
-      <w:proofErr w:type="spellEnd"/>
-      <w:r>
-        <w:rPr>
-          <w:rFonts w:eastAsia="Times New Roman" w:cs="Arial"/>
-          <w:i/>
-          <w:iCs/>
-          <w:color w:val="0070C0"/>
-          <w:kern w:val="0"/>
-          <w:lang w:eastAsia="zh-CN"/>
-          <w14:ligatures w14:val="none"/>
-        </w:rPr>
-        <w:t xml:space="preserve"> the trade-offs between using a front-end styling framework (e.g., Bootstrap/Tailwind) and writing custom CSS in your project. How did your choice affect the efficiency, design flexibility, or maintainability of your website?</w:t>
+        <w:t>nalyze the trade-offs between using a front-end styling framework (e.g., Bootstrap/Tailwind) and writing custom CSS in your project. How did your choice affect the efficiency, design flexibility, or maintainability of your website?</w:t>
       </w:r>
     </w:p>
     <w:p>
@@ -1019,30 +938,14 @@
           </w:p>
           <w:p>
             <w:r>
-              <w:t xml:space="preserve">During the development of our website, some changes were made from our original plan. One major change was improving the navigation bar by adding dropdown menus for Support, Socials, News and Login. We also changed the design of some pages so that they followed the same red and dark theme as the home page. These changes were necessary to make the website more consistent and easier to navigate. We also added interactive elements such as character filtering, where users can select categories such as </w:t>
-            </w:r>
-            <w:proofErr w:type="spellStart"/>
-            <w:r>
-              <w:t>Duelist</w:t>
-            </w:r>
-            <w:proofErr w:type="spellEnd"/>
-            <w:r>
-              <w:t>, Controller or Sentinel. This improved the user experience because users can quickly find the characters they are interested in instead of scrolling through every character.</w:t>
+              <w:t>During the development of our website, some changes were made from our original plan. One major change was improving the navigation bar by adding dropdown menus for Support, Socials, News and Login. We also changed the design of some pages so that they followed the same red and dark theme as the home page. These changes were necessary to make the website more consistent and easier to navigate. We also added interactive elements such as character filtering, where users can select categories such as Duelist, Controller or Sentinel. This improved the user experience because users can quickly find the characters they are interested in instead of scrolling through every character.</w:t>
             </w:r>
           </w:p>
           <w:p/>
           <w:p>
             <w:r>
               <w:lastRenderedPageBreak/>
-              <w:t xml:space="preserve">We used Bootstrap together with our own CSS. Bootstrap was useful because it provided ready-made components such as cards, buttons, dropdown menus, carousels and modals. This saved development time and allowed us to create responsive layouts more easily. However, relying only on Bootstrap would have limited our ability to create a unique design. Therefore, we used custom CSS to change the colours, backgrounds, navigation bar, cards and other elements to match our </w:t>
-            </w:r>
-            <w:proofErr w:type="spellStart"/>
-            <w:r>
-              <w:t>GachaRant</w:t>
-            </w:r>
-            <w:proofErr w:type="spellEnd"/>
-            <w:r>
-              <w:t xml:space="preserve"> theme. The trade-off was that using both frameworks and custom CSS made our code slightly more complicated, but it gave us a better balance between efficiency and design flexibility.</w:t>
+              <w:t>We used Bootstrap together with our own CSS. Bootstrap was useful because it provided ready-made components such as cards, buttons, dropdown menus, carousels and modals. This saved development time and allowed us to create responsive layouts more easily. However, relying only on Bootstrap would have limited our ability to create a unique design. Therefore, we used custom CSS to change the colours, backgrounds, navigation bar, cards and other elements to match our GachaRant theme. The trade-off was that using both frameworks and custom CSS made our code slightly more complicated, but it gave us a better balance between efficiency and design flexibility.</w:t>
             </w:r>
           </w:p>
           <w:p/>
@@ -1207,33 +1110,7 @@
           <w:lang w:eastAsia="zh-CN"/>
           <w14:ligatures w14:val="none"/>
         </w:rPr>
-        <w:t xml:space="preserve">what impact do they cause </w:t>
-      </w:r>
-      <w:proofErr w:type="spellStart"/>
-      <w:r>
-        <w:rPr>
-          <w:rFonts w:eastAsia="Times New Roman" w:cs="Arial"/>
-          <w:i/>
-          <w:iCs/>
-          <w:color w:val="0070C0"/>
-          <w:kern w:val="0"/>
-          <w:lang w:eastAsia="zh-CN"/>
-          <w14:ligatures w14:val="none"/>
-        </w:rPr>
-        <w:t>e.g</w:t>
-      </w:r>
-      <w:proofErr w:type="spellEnd"/>
-      <w:r>
-        <w:rPr>
-          <w:rFonts w:eastAsia="Times New Roman" w:cs="Arial"/>
-          <w:i/>
-          <w:iCs/>
-          <w:color w:val="0070C0"/>
-          <w:kern w:val="0"/>
-          <w:lang w:eastAsia="zh-CN"/>
-          <w14:ligatures w14:val="none"/>
-        </w:rPr>
-        <w:t xml:space="preserve"> on</w:t>
+        <w:t>what impact do they cause e.g on</w:t>
       </w:r>
       <w:r>
         <w:rPr>
@@ -1511,15 +1388,7 @@
           </w:p>
           <w:p>
             <w:r>
-              <w:t>The JavaScript feature that made the biggest impact on the user experience was the character filtering system. Each character has a data-category such as "</w:t>
-            </w:r>
-            <w:proofErr w:type="spellStart"/>
-            <w:r>
-              <w:t>Duelist</w:t>
-            </w:r>
-            <w:proofErr w:type="spellEnd"/>
-            <w:r>
-              <w:t>", "Controller" or "Sentinel". When a filter button is clicked, JavaScript reads the selected category and compares it with each character's category. Characters that do not match are hidden from the page. This is useful because the user does not need to manually search through every character. It also demonstrates how JavaScript can manipulate the DOM by changing which elements are visible.</w:t>
+              <w:t>The JavaScript feature that made the biggest impact on the user experience was the character filtering system. Each character has a data-category such as "Duelist", "Controller" or "Sentinel". When a filter button is clicked, JavaScript reads the selected category and compares it with each character's category. Characters that do not match are hidden from the page. This is useful because the user does not need to manually search through every character. It also demonstrates how JavaScript can manipulate the DOM by changing which elements are visible.</w:t>
             </w:r>
           </w:p>
           <w:p>
@@ -1661,23 +1530,13 @@
           <w:color w:val="0070C0"/>
         </w:rPr>
       </w:pPr>
-      <w:proofErr w:type="spellStart"/>
       <w:r>
         <w:rPr>
           <w:i/>
           <w:iCs/>
           <w:color w:val="0070C0"/>
         </w:rPr>
-        <w:t>Analyze</w:t>
-      </w:r>
-      <w:proofErr w:type="spellEnd"/>
-      <w:r>
-        <w:rPr>
-          <w:i/>
-          <w:iCs/>
-          <w:color w:val="0070C0"/>
-        </w:rPr>
-        <w:t xml:space="preserve"> your use of AI during this project: Which specific problem or task did AI help you with, and why did you choose to use AI for it?</w:t>
+        <w:t>Analyze your use of AI during this project: Which specific problem or task did AI help you with, and why did you choose to use AI for it?</w:t>
       </w:r>
     </w:p>
     <w:p>
@@ -1800,41 +1659,7 @@
               <w:ind w:left="0"/>
             </w:pPr>
             <w:r>
-              <w:t xml:space="preserve">During this project, I used AI mainly as a coding support tool when I encountered problems that I was unsure how to solve. One example was implementing the character filtering system. I understood that I needed the buttons to filter the character cards, but I was unsure how to connect the buttons to the character categories using JavaScript. I used AI because it could provide an example of how JavaScript could access HTML elements and change their visibility. This helped me understand how </w:t>
-            </w:r>
-            <w:proofErr w:type="spellStart"/>
-            <w:proofErr w:type="gramStart"/>
-            <w:r>
-              <w:t>querySelectorAll</w:t>
-            </w:r>
-            <w:proofErr w:type="spellEnd"/>
-            <w:r>
-              <w:t>(</w:t>
-            </w:r>
-            <w:proofErr w:type="gramEnd"/>
-            <w:r>
-              <w:t xml:space="preserve">), </w:t>
-            </w:r>
-            <w:proofErr w:type="spellStart"/>
-            <w:proofErr w:type="gramStart"/>
-            <w:r>
-              <w:t>addEventListener</w:t>
-            </w:r>
-            <w:proofErr w:type="spellEnd"/>
-            <w:r>
-              <w:t>(</w:t>
-            </w:r>
-            <w:proofErr w:type="gramEnd"/>
-            <w:r>
-              <w:t xml:space="preserve">), dataset and </w:t>
-            </w:r>
-            <w:proofErr w:type="spellStart"/>
-            <w:r>
-              <w:t>classList</w:t>
-            </w:r>
-            <w:proofErr w:type="spellEnd"/>
-            <w:r>
-              <w:t xml:space="preserve"> could work together.</w:t>
+              <w:t>During this project, I used AI mainly as a coding support tool when I encountered problems that I was unsure how to solve. One example was implementing the character filtering system. I understood that I needed the buttons to filter the character cards, but I was unsure how to connect the buttons to the character categories using JavaScript. I used AI because it could provide an example of how JavaScript could access HTML elements and change their visibility. This helped me understand how querySelectorAll(), addEventListener(), dataset and classList could work together.</w:t>
             </w:r>
           </w:p>
           <w:p>
@@ -1980,23 +1805,7 @@
           <w:i/>
           <w:iCs/>
         </w:rPr>
-        <w:t>(</w:t>
-      </w:r>
-      <w:proofErr w:type="spellStart"/>
-      <w:r>
-        <w:rPr>
-          <w:i/>
-          <w:iCs/>
-        </w:rPr>
-        <w:t>e.g</w:t>
-      </w:r>
-      <w:proofErr w:type="spellEnd"/>
-      <w:r>
-        <w:rPr>
-          <w:i/>
-          <w:iCs/>
-        </w:rPr>
-        <w:t xml:space="preserve"> AI outputs or evidence</w:t>
+        <w:t>(e.g AI outputs or evidence</w:t>
       </w:r>
       <w:r>
         <w:rPr>
@@ -2034,6 +1843,13 @@
           <w:szCs w:val="20"/>
         </w:rPr>
       </w:pPr>
+      <w:r>
+        <w:rPr>
+          <w:sz w:val="20"/>
+          <w:szCs w:val="20"/>
+        </w:rPr>
+        <w:t>https://chatgpt.com/s/t_6a79e42e89dc81918933d62bb3b3a773</w:t>
+      </w:r>
     </w:p>
     <w:p>
       <w:pPr>
@@ -7863,28 +7679,6 @@
 </file>
 
 <file path=customXml/item1.xml><?xml version="1.0" encoding="utf-8"?>
-<p:properties xmlns:p="http://schemas.microsoft.com/office/2006/metadata/properties" xmlns:xsi="http://www.w3.org/2001/XMLSchema-instance" xmlns:pc="http://schemas.microsoft.com/office/infopath/2007/PartnerControls">
-  <documentManagement>
-    <_ip_UnifiedCompliancePolicyUIAction xmlns="http://schemas.microsoft.com/sharepoint/v3" xsi:nil="true"/>
-    <lcf76f155ced4ddcb4097134ff3c332f xmlns="b7fad248-bdcd-4271-9916-809a465982f7">
-      <Terms xmlns="http://schemas.microsoft.com/office/infopath/2007/PartnerControls"/>
-    </lcf76f155ced4ddcb4097134ff3c332f>
-    <_ip_UnifiedCompliancePolicyProperties xmlns="http://schemas.microsoft.com/sharepoint/v3" xsi:nil="true"/>
-    <TaxCatchAll xmlns="02435ef8-874b-49fb-b034-023fbc1b0e17" xsi:nil="true"/>
-  </documentManagement>
-</p:properties>
-</file>
-
-<file path=customXml/item2.xml><?xml version="1.0" encoding="utf-8"?>
-<?mso-contentType ?>
-<FormTemplates xmlns="http://schemas.microsoft.com/sharepoint/v3/contenttype/forms">
-  <Display>DocumentLibraryForm</Display>
-  <Edit>DocumentLibraryForm</Edit>
-  <New>DocumentLibraryForm</New>
-</FormTemplates>
-</file>
-
-<file path=customXml/item3.xml><?xml version="1.0" encoding="utf-8"?>
 <ct:contentTypeSchema xmlns:ct="http://schemas.microsoft.com/office/2006/metadata/contentType" xmlns:ma="http://schemas.microsoft.com/office/2006/metadata/properties/metaAttributes" ct:_="" ma:_="" ma:contentTypeName="Document" ma:contentTypeID="0x01010095B83DA6990E41418BCDB3837731DDD9" ma:contentTypeVersion="12" ma:contentTypeDescription="Create a new document." ma:contentTypeScope="" ma:versionID="9a0e40b26489cf95b92c0935470f1e05">
   <xsd:schema xmlns:xsd="http://www.w3.org/2001/XMLSchema" xmlns:xs="http://www.w3.org/2001/XMLSchema" xmlns:p="http://schemas.microsoft.com/office/2006/metadata/properties" xmlns:ns1="http://schemas.microsoft.com/sharepoint/v3" xmlns:ns2="b7fad248-bdcd-4271-9916-809a465982f7" xmlns:ns3="02435ef8-874b-49fb-b034-023fbc1b0e17" targetNamespace="http://schemas.microsoft.com/office/2006/metadata/properties" ma:root="true" ma:fieldsID="f5cd93c5e221519b9b0b4981d98a568c" ns1:_="" ns2:_="" ns3:_="">
     <xsd:import namespace="http://schemas.microsoft.com/sharepoint/v3"/>
@@ -8090,27 +7884,29 @@
 </ct:contentTypeSchema>
 </file>
 
-<file path=customXml/itemProps1.xml><?xml version="1.0" encoding="utf-8"?>
-<ds:datastoreItem xmlns:ds="http://schemas.openxmlformats.org/officeDocument/2006/customXml" ds:itemID="{451C2406-06F5-4301-9967-C40BCABE7AD8}">
-  <ds:schemaRefs>
-    <ds:schemaRef ds:uri="http://schemas.microsoft.com/office/2006/metadata/properties"/>
-    <ds:schemaRef ds:uri="http://schemas.microsoft.com/office/infopath/2007/PartnerControls"/>
-    <ds:schemaRef ds:uri="http://schemas.microsoft.com/sharepoint/v3"/>
-    <ds:schemaRef ds:uri="b7fad248-bdcd-4271-9916-809a465982f7"/>
-    <ds:schemaRef ds:uri="02435ef8-874b-49fb-b034-023fbc1b0e17"/>
-  </ds:schemaRefs>
-</ds:datastoreItem>
+<file path=customXml/item2.xml><?xml version="1.0" encoding="utf-8"?>
+<?mso-contentType ?>
+<FormTemplates xmlns="http://schemas.microsoft.com/sharepoint/v3/contenttype/forms">
+  <Display>DocumentLibraryForm</Display>
+  <Edit>DocumentLibraryForm</Edit>
+  <New>DocumentLibraryForm</New>
+</FormTemplates>
 </file>
 
-<file path=customXml/itemProps2.xml><?xml version="1.0" encoding="utf-8"?>
-<ds:datastoreItem xmlns:ds="http://schemas.openxmlformats.org/officeDocument/2006/customXml" ds:itemID="{891417BF-93F5-4F68-A276-BE80032FE8B6}">
-  <ds:schemaRefs>
-    <ds:schemaRef ds:uri="http://schemas.microsoft.com/sharepoint/v3/contenttype/forms"/>
-  </ds:schemaRefs>
-</ds:datastoreItem>
+<file path=customXml/item3.xml><?xml version="1.0" encoding="utf-8"?>
+<p:properties xmlns:p="http://schemas.microsoft.com/office/2006/metadata/properties" xmlns:xsi="http://www.w3.org/2001/XMLSchema-instance" xmlns:pc="http://schemas.microsoft.com/office/infopath/2007/PartnerControls">
+  <documentManagement>
+    <_ip_UnifiedCompliancePolicyUIAction xmlns="http://schemas.microsoft.com/sharepoint/v3" xsi:nil="true"/>
+    <lcf76f155ced4ddcb4097134ff3c332f xmlns="b7fad248-bdcd-4271-9916-809a465982f7">
+      <Terms xmlns="http://schemas.microsoft.com/office/infopath/2007/PartnerControls"/>
+    </lcf76f155ced4ddcb4097134ff3c332f>
+    <_ip_UnifiedCompliancePolicyProperties xmlns="http://schemas.microsoft.com/sharepoint/v3" xsi:nil="true"/>
+    <TaxCatchAll xmlns="02435ef8-874b-49fb-b034-023fbc1b0e17" xsi:nil="true"/>
+  </documentManagement>
+</p:properties>
 </file>
 
-<file path=customXml/itemProps3.xml><?xml version="1.0" encoding="utf-8"?>
+<file path=customXml/itemProps1.xml><?xml version="1.0" encoding="utf-8"?>
 <ds:datastoreItem xmlns:ds="http://schemas.openxmlformats.org/officeDocument/2006/customXml" ds:itemID="{C936C116-FB31-4FEA-9B17-D53394B2065A}">
   <ds:schemaRefs>
     <ds:schemaRef ds:uri="http://schemas.microsoft.com/office/2006/metadata/contentType"/>
@@ -8128,4 +7924,24 @@
     <ds:schemaRef ds:uri="http://schemas.microsoft.com/internal/obd"/>
   </ds:schemaRefs>
 </ds:datastoreItem>
+</file>
+
+<file path=customXml/itemProps2.xml><?xml version="1.0" encoding="utf-8"?>
+<ds:datastoreItem xmlns:ds="http://schemas.openxmlformats.org/officeDocument/2006/customXml" ds:itemID="{891417BF-93F5-4F68-A276-BE80032FE8B6}">
+  <ds:schemaRefs>
+    <ds:schemaRef ds:uri="http://schemas.microsoft.com/sharepoint/v3/contenttype/forms"/>
+  </ds:schemaRefs>
+</ds:datastoreItem>
+</file>
+
+<file path=customXml/itemProps3.xml><?xml version="1.0" encoding="utf-8"?>
+<ds:datastoreItem xmlns:ds="http://schemas.openxmlformats.org/officeDocument/2006/customXml" ds:itemID="{451C2406-06F5-4301-9967-C40BCABE7AD8}">
+  <ds:schemaRefs>
+    <ds:schemaRef ds:uri="http://schemas.microsoft.com/office/2006/metadata/properties"/>
+    <ds:schemaRef ds:uri="http://schemas.microsoft.com/office/infopath/2007/PartnerControls"/>
+    <ds:schemaRef ds:uri="http://schemas.microsoft.com/sharepoint/v3"/>
+    <ds:schemaRef ds:uri="b7fad248-bdcd-4271-9916-809a465982f7"/>
+    <ds:schemaRef ds:uri="02435ef8-874b-49fb-b034-023fbc1b0e17"/>
+  </ds:schemaRefs>
+</ds:datastoreItem>
 </file>